--- a/_business pln/Business_Plan_Sintetico.docx
+++ b/_business pln/Business_Plan_Sintetico.docx
@@ -230,7 +230,7 @@
               <w:pStyle w:val="Compact"/>
             </w:pPr>
             <w:r>
-              <w:t xml:space="preserve">Co-founder, CTO</w:t>
+              <w:t xml:space="preserve">Co-founder, CTO, Presidente CDA</w:t>
             </w:r>
           </w:p>
         </w:tc>
@@ -241,7 +241,7 @@
               <w:pStyle w:val="Compact"/>
             </w:pPr>
             <w:r>
-              <w:t xml:space="preserve">Sviluppatore fullstack senior, architettura AI/LLM, Next.js, Python, LangChain. Firma la domanda FESR.</w:t>
+              <w:t xml:space="preserve">Medico del 118 e ideatore del progetto. Progettista del prodotto e sviluppatore fullstack (AI/LLM, Next.js, Python, LangChain). Firma la domanda FESR.</w:t>
             </w:r>
           </w:p>
         </w:tc>
@@ -280,7 +280,7 @@
               <w:pStyle w:val="Compact"/>
             </w:pPr>
             <w:r>
-              <w:t xml:space="preserve">Medico d’emergenza con esperienza operativa sul campo. Responsabile della validazione clinica di tutti i contenuti e dei modelli AI.</w:t>
+              <w:t xml:space="preserve">Medico d’emergenza con esperienza operativa sul campo. Ideatore di EMSy Events. Responsabile della validazione clinica di tutti i contenuti e dei modelli AI.</w:t>
             </w:r>
           </w:p>
         </w:tc>
@@ -319,7 +319,7 @@
               <w:pStyle w:val="Compact"/>
             </w:pPr>
             <w:r>
-              <w:t xml:space="preserve">Progettista di prodotto. Responsabile UX, design dell’interfaccia e strategia di prodotto.</w:t>
+              <w:t xml:space="preserve">Responsabile marketing, comunicazione e gestione operativa del progetto. Referente societario per il bando FESR.</w:t>
             </w:r>
           </w:p>
         </w:tc>
@@ -330,7 +330,7 @@
         <w:pStyle w:val="BodyText"/>
       </w:pPr>
       <w:r>
-        <w:t xml:space="preserve">Il team combina competenze tecniche avanzate (AI, sviluppo software, architetture cloud) con expertise medica specialistica diretta — una combinazione rara e critica per sviluppare strumenti clinici affidabili. Il profilo medico interno elimina la dipendenza da consulenze esterne per la validazione clinica e garantisce aderenza ai protocolli ERC/ILCOR aggiornati.</w:t>
+        <w:t xml:space="preserve">Il team unisce competenze rare: Simon combina la pratica clinica diretta sul campo come medico 118 con le capacità tecniche per tradurla in architetture AI funzionanti. Damiano garantisce la validazione medica dei contenuti e ha ideato la verticalizzazione sugli eventi sportivi. Nicolò coordina la strategia di mercato e la gestione operativa del progetto. La presenza di due medici d’emergenza nel team fondatore elimina la dipendenza da consulenze cliniche esterne e garantisce aderenza costante ai protocolli ERC/ILCOR aggiornati.</w:t>
       </w:r>
     </w:p>
     <w:p>
@@ -382,10 +382,10 @@
           <w:b/>
           <w:bCs/>
         </w:rPr>
-        <w:t xml:space="preserve">gap specifico e documentato</w:t>
-      </w:r>
-      <w:r>
-        <w:t xml:space="preserve">: nessun modello predittivo ML prehospitaliero è stato validato su un sistema EMS medicalizzato europeo per la predizione dell’esito neurologico dell’arresto cardiaco extraospedaliero (OHCA). I modelli esistenti sono stati sviluppati su dati giapponesi o su dati raccolti dopo l’arrivo in ospedale — inutilizzabili sul territorio italiano.</w:t>
+        <w:t xml:space="preserve">gap specifico</w:t>
+      </w:r>
+      <w:r>
+        <w:t xml:space="preserve">: non sono disponibili modelli predittivi validati sul contesto preospedaliero medicalizzato europeo per scenari ad alta complessità come l’arresto cardiaco extraospedaliero (OHCA). I modelli predittivi esistenti non sono sviluppati né calibrati per il sistema EMS italiano.</w:t>
       </w:r>
     </w:p>
     <w:bookmarkEnd w:id="11"/>
@@ -403,7 +403,436 @@
         <w:pStyle w:val="FirstParagraph"/>
       </w:pPr>
       <w:r>
-        <w:t xml:space="preserve">EMSy offre una piattaforma AI informativa ed educativa progettata specificamente per il contesto preospedaliero:</w:t>
+        <w:t xml:space="preserve">EMSy è una</w:t>
+      </w:r>
+      <w:r>
+        <w:t xml:space="preserve"> </w:t>
+      </w:r>
+      <w:r>
+        <w:rPr>
+          <w:b/>
+          <w:bCs/>
+        </w:rPr>
+        <w:t xml:space="preserve">piattaforma SaaS acquistabile online</w:t>
+      </w:r>
+      <w:r>
+        <w:t xml:space="preserve">, progettata specificamente per i professionisti dell’emergenza preospedaliera. Offre un ambiente integrato di supporto alla formazione e all’aggiornamento continuo, accessibile da web e app mobile (iOS/Android) in qualsiasi momento — anche sul campo.</w:t>
+      </w:r>
+    </w:p>
+    <w:p>
+      <w:pPr>
+        <w:pStyle w:val="BodyText"/>
+      </w:pPr>
+      <w:r>
+        <w:t xml:space="preserve">Il cuore della piattaforma è una</w:t>
+      </w:r>
+      <w:r>
+        <w:t xml:space="preserve"> </w:t>
+      </w:r>
+      <w:r>
+        <w:rPr>
+          <w:b/>
+          <w:bCs/>
+        </w:rPr>
+        <w:t xml:space="preserve">RAG proprietaria</w:t>
+      </w:r>
+      <w:r>
+        <w:t xml:space="preserve"> </w:t>
+      </w:r>
+      <w:r>
+        <w:t xml:space="preserve">(sistema di recupero e generazione aumentata) alimentata da letteratura scientifica medica aggiornata, linee guida ERC/ILCOR e protocolli operativi. La knowledge base si arricchisce continuamente con nuovi dati scientifici validati dal team medico interno.</w:t>
+      </w:r>
+    </w:p>
+    <w:p>
+      <w:pPr>
+        <w:pStyle w:val="BodyText"/>
+      </w:pPr>
+      <w:r>
+        <w:t xml:space="preserve">Funzionalità principali:</w:t>
+      </w:r>
+      <w:r>
+        <w:t xml:space="preserve"> </w:t>
+      </w:r>
+      <w:r>
+        <w:t xml:space="preserve">-</w:t>
+      </w:r>
+      <w:r>
+        <w:t xml:space="preserve"> </w:t>
+      </w:r>
+      <w:r>
+        <w:rPr>
+          <w:b/>
+          <w:bCs/>
+        </w:rPr>
+        <w:t xml:space="preserve">Chat AI clinica</w:t>
+      </w:r>
+      <w:r>
+        <w:t xml:space="preserve">: il professionista pone domande in linguaggio naturale e riceve risposte contestualizzate con riferimenti bibliografici precisi</w:t>
+      </w:r>
+      <w:r>
+        <w:t xml:space="preserve"> </w:t>
+      </w:r>
+      <w:r>
+        <w:t xml:space="preserve">-</w:t>
+      </w:r>
+      <w:r>
+        <w:t xml:space="preserve"> </w:t>
+      </w:r>
+      <w:r>
+        <w:rPr>
+          <w:b/>
+          <w:bCs/>
+        </w:rPr>
+        <w:t xml:space="preserve">AI Coach</w:t>
+      </w:r>
+      <w:r>
+        <w:t xml:space="preserve">: percorsi formativi con quiz adattativi per il mantenimento delle competenze</w:t>
+      </w:r>
+      <w:r>
+        <w:t xml:space="preserve"> </w:t>
+      </w:r>
+      <w:r>
+        <w:t xml:space="preserve">-</w:t>
+      </w:r>
+      <w:r>
+        <w:t xml:space="preserve"> </w:t>
+      </w:r>
+      <w:r>
+        <w:rPr>
+          <w:b/>
+          <w:bCs/>
+        </w:rPr>
+        <w:t xml:space="preserve">Calcolatori clinici</w:t>
+      </w:r>
+      <w:r>
+        <w:t xml:space="preserve">: score e algoritmi validati (OHCA, trauma, cardiovascolare) utilizzabili direttamente sul campo</w:t>
+      </w:r>
+      <w:r>
+        <w:t xml:space="preserve"> </w:t>
+      </w:r>
+      <w:r>
+        <w:t xml:space="preserve">-</w:t>
+      </w:r>
+      <w:r>
+        <w:t xml:space="preserve"> </w:t>
+      </w:r>
+      <w:r>
+        <w:rPr>
+          <w:b/>
+          <w:bCs/>
+        </w:rPr>
+        <w:t xml:space="preserve">EMSy Events</w:t>
+      </w:r>
+      <w:r>
+        <w:t xml:space="preserve">: modulo per la gestione sanitaria in tempo reale di eventi sportivi in ambiente alpino</w:t>
+      </w:r>
+      <w:r>
+        <w:t xml:space="preserve"> </w:t>
+      </w:r>
+      <w:r>
+        <w:t xml:space="preserve">-</w:t>
+      </w:r>
+      <w:r>
+        <w:t xml:space="preserve"> </w:t>
+      </w:r>
+      <w:r>
+        <w:rPr>
+          <w:b/>
+          <w:bCs/>
+        </w:rPr>
+        <w:t xml:space="preserve">AI Data Expert</w:t>
+      </w:r>
+      <w:r>
+        <w:t xml:space="preserve"> </w:t>
+      </w:r>
+      <w:r>
+        <w:t xml:space="preserve">(sviluppo in corso): sistema multi-agente per analisi predittiva su dati clinici complessi</w:t>
+      </w:r>
+    </w:p>
+    <w:p>
+      <w:r>
+        <w:pict>
+          <v:rect style="width:0;height:1.5pt" o:hralign="center" o:hrstd="t" o:hr="t"/>
+        </w:pict>
+      </w:r>
+    </w:p>
+    <w:bookmarkEnd w:id="12"/>
+    <w:bookmarkEnd w:id="13"/>
+    <w:bookmarkStart w:id="17" w:name="prodotti-e-stato-di-sviluppo"/>
+    <w:p>
+      <w:pPr>
+        <w:pStyle w:val="Heading2"/>
+      </w:pPr>
+      <w:r>
+        <w:t xml:space="preserve">4. Prodotti e stato di sviluppo</w:t>
+      </w:r>
+    </w:p>
+    <w:bookmarkStart w:id="14" w:name="prodotto-a-emsy-platform-in-produzione"/>
+    <w:p>
+      <w:pPr>
+        <w:pStyle w:val="Heading3"/>
+      </w:pPr>
+      <w:r>
+        <w:t xml:space="preserve">Prodotto A — EMSy Platform (in produzione)</w:t>
+      </w:r>
+    </w:p>
+    <w:p>
+      <w:pPr>
+        <w:pStyle w:val="FirstParagraph"/>
+      </w:pPr>
+      <w:r>
+        <w:t xml:space="preserve">Piattaforma web e app mobile (iOS/Android) con:</w:t>
+      </w:r>
+      <w:r>
+        <w:t xml:space="preserve"> </w:t>
+      </w:r>
+      <w:r>
+        <w:t xml:space="preserve">- AI Assistant (RAG su Pinecone, multi-modello via OpenRouter)</w:t>
+      </w:r>
+      <w:r>
+        <w:t xml:space="preserve"> </w:t>
+      </w:r>
+      <w:r>
+        <w:t xml:space="preserve">- AI Coach con quiz clinici adattativi</w:t>
+      </w:r>
+      <w:r>
+        <w:t xml:space="preserve"> </w:t>
+      </w:r>
+      <w:r>
+        <w:t xml:space="preserve">- Calcolatori clinici e score validati (OHCA, trauma, cardiovascolare)</w:t>
+      </w:r>
+      <w:r>
+        <w:t xml:space="preserve"> </w:t>
+      </w:r>
+      <w:r>
+        <w:t xml:space="preserve">- EMSy Arena — simulazioni gamificate per formazione medica</w:t>
+      </w:r>
+    </w:p>
+    <w:p>
+      <w:pPr>
+        <w:pStyle w:val="BodyText"/>
+      </w:pPr>
+      <w:r>
+        <w:rPr>
+          <w:b/>
+          <w:bCs/>
+        </w:rPr>
+        <w:t xml:space="preserve">Stato:</w:t>
+      </w:r>
+      <w:r>
+        <w:t xml:space="preserve"> </w:t>
+      </w:r>
+      <w:r>
+        <w:t xml:space="preserve">in produzione. 400+ utenti, 50+ paesi, 1.000+ consultazioni/giorno.</w:t>
+      </w:r>
+    </w:p>
+    <w:bookmarkEnd w:id="14"/>
+    <w:bookmarkStart w:id="15" w:name="X5de1b0963d00c6b08f725a4c1bc5e97acef3038"/>
+    <w:p>
+      <w:pPr>
+        <w:pStyle w:val="Heading3"/>
+      </w:pPr>
+      <w:r>
+        <w:t xml:space="preserve">Prodotto B — EMSy AI Data Expert (cuore del Piano di sviluppo FESR)</w:t>
+      </w:r>
+    </w:p>
+    <w:p>
+      <w:pPr>
+        <w:pStyle w:val="FirstParagraph"/>
+      </w:pPr>
+      <w:r>
+        <w:t xml:space="preserve">Sistema AI multi-agente a moduli specializzati orchestrati da LangGraph:</w:t>
+      </w:r>
+      <w:r>
+        <w:t xml:space="preserve"> </w:t>
+      </w:r>
+      <w:r>
+        <w:t xml:space="preserve">- Modulo letteratura (attivo): LLM + RAG su letteratura medica</w:t>
+      </w:r>
+      <w:r>
+        <w:t xml:space="preserve"> </w:t>
+      </w:r>
+      <w:r>
+        <w:t xml:space="preserve">- Modulo predittivo (sviluppo Fase 1): ML classico su dati tabulari OHCA (XGBoost, SHAP explainability)</w:t>
+      </w:r>
+      <w:r>
+        <w:t xml:space="preserve"> </w:t>
+      </w:r>
+      <w:r>
+        <w:t xml:space="preserve">- Modulo segnali (sviluppo Fase 2): Deep Learning su segnali ECG/EEG</w:t>
+      </w:r>
+      <w:r>
+        <w:t xml:space="preserve"> </w:t>
+      </w:r>
+      <w:r>
+        <w:t xml:space="preserve">- Modulo di sintesi (integrazione Fase 2): LLM Reasoning per sintesi clinica contestualizzata</w:t>
+      </w:r>
+    </w:p>
+    <w:p>
+      <w:pPr>
+        <w:pStyle w:val="BodyText"/>
+      </w:pPr>
+      <w:r>
+        <w:rPr>
+          <w:b/>
+          <w:bCs/>
+        </w:rPr>
+        <w:t xml:space="preserve">Stato:</w:t>
+      </w:r>
+      <w:r>
+        <w:t xml:space="preserve"> </w:t>
+      </w:r>
+      <w:r>
+        <w:t xml:space="preserve">Modulo letteratura attivo. Moduli predittivo, segnali e sintesi da sviluppare nel Piano di sviluppo FESR.</w:t>
+      </w:r>
+    </w:p>
+    <w:bookmarkEnd w:id="15"/>
+    <w:bookmarkStart w:id="16" w:name="X2882986de726bdb0ecb4c6cd1217abcfb2c5070"/>
+    <w:p>
+      <w:pPr>
+        <w:pStyle w:val="Heading3"/>
+      </w:pPr>
+      <w:r>
+        <w:t xml:space="preserve">Prodotto C — EMSy Events (attivazione operativa nel Piano di sviluppo)</w:t>
+      </w:r>
+    </w:p>
+    <w:p>
+      <w:pPr>
+        <w:pStyle w:val="FirstParagraph"/>
+      </w:pPr>
+      <w:r>
+        <w:t xml:space="preserve">App mobile + centrale operativa web per gestione sanitaria in tempo reale durante eventi sportivi in montagna.</w:t>
+      </w:r>
+    </w:p>
+    <w:p>
+      <w:pPr>
+        <w:pStyle w:val="BodyText"/>
+      </w:pPr>
+      <w:r>
+        <w:rPr>
+          <w:b/>
+          <w:bCs/>
+        </w:rPr>
+        <w:t xml:space="preserve">Stato:</w:t>
+      </w:r>
+      <w:r>
+        <w:t xml:space="preserve"> </w:t>
+      </w:r>
+      <w:r>
+        <w:t xml:space="preserve">in fase di attivazione operativa con partner contrattuale VDA Trailers su GTC® (luglio 2026) e TORX® (settembre 2026).</w:t>
+      </w:r>
+    </w:p>
+    <w:p>
+      <w:r>
+        <w:pict>
+          <v:rect style="width:0;height:1.5pt" o:hralign="center" o:hrstd="t" o:hr="t"/>
+        </w:pict>
+      </w:r>
+    </w:p>
+    <w:bookmarkEnd w:id="16"/>
+    <w:bookmarkEnd w:id="17"/>
+    <w:bookmarkStart w:id="18" w:name="mercato-di-riferimento"/>
+    <w:p>
+      <w:pPr>
+        <w:pStyle w:val="Heading2"/>
+      </w:pPr>
+      <w:r>
+        <w:t xml:space="preserve">5. Mercato di riferimento</w:t>
+      </w:r>
+    </w:p>
+    <w:p>
+      <w:pPr>
+        <w:pStyle w:val="FirstParagraph"/>
+      </w:pPr>
+      <w:r>
+        <w:t xml:space="preserve">Il mercato target primario è il</w:t>
+      </w:r>
+      <w:r>
+        <w:t xml:space="preserve"> </w:t>
+      </w:r>
+      <w:r>
+        <w:rPr>
+          <w:b/>
+          <w:bCs/>
+        </w:rPr>
+        <w:t xml:space="preserve">sistema di emergenza medica preospedaliera europeo</w:t>
+      </w:r>
+      <w:r>
+        <w:t xml:space="preserve">, composto da:</w:t>
+      </w:r>
+      <w:r>
+        <w:t xml:space="preserve"> </w:t>
+      </w:r>
+      <w:r>
+        <w:t xml:space="preserve">- Sistemi 118/SAMU/REGA (medici, infermieri, operatori)</w:t>
+      </w:r>
+      <w:r>
+        <w:t xml:space="preserve"> </w:t>
+      </w:r>
+      <w:r>
+        <w:t xml:space="preserve">- Organizzazioni di volontariato del soccorso (Croce Rossa, ANPAS, Misericordie)</w:t>
+      </w:r>
+      <w:r>
+        <w:t xml:space="preserve"> </w:t>
+      </w:r>
+      <w:r>
+        <w:t xml:space="preserve">- Strutture di formazione continua per operatori del soccorso</w:t>
+      </w:r>
+      <w:r>
+        <w:t xml:space="preserve"> </w:t>
+      </w:r>
+      <w:r>
+        <w:t xml:space="preserve">- Organizzatori di eventi sportivi in ambienti estremi (trail running, sci alpinismo, arrampicata)</w:t>
+      </w:r>
+    </w:p>
+    <w:p>
+      <w:pPr>
+        <w:pStyle w:val="BodyText"/>
+      </w:pPr>
+      <w:r>
+        <w:t xml:space="preserve">La piattaforma è già presente in</w:t>
+      </w:r>
+      <w:r>
+        <w:t xml:space="preserve"> </w:t>
+      </w:r>
+      <w:r>
+        <w:rPr>
+          <w:b/>
+          <w:bCs/>
+        </w:rPr>
+        <w:t xml:space="preserve">50+ paesi</w:t>
+      </w:r>
+      <w:r>
+        <w:t xml:space="preserve"> </w:t>
+      </w:r>
+      <w:r>
+        <w:t xml:space="preserve">a meno di 2 anni dal lancio, con trazione organica senza investimenti marketing strutturati — dimostrazione di un bisogno reale e di un prodotto che risponde efficacemente.</w:t>
+      </w:r>
+    </w:p>
+    <w:p>
+      <w:r>
+        <w:pict>
+          <v:rect style="width:0;height:1.5pt" o:hralign="center" o:hrstd="t" o:hr="t"/>
+        </w:pict>
+      </w:r>
+    </w:p>
+    <w:bookmarkEnd w:id="18"/>
+    <w:bookmarkStart w:id="22" w:name="partnership-e-radicamento-territoriale"/>
+    <w:p>
+      <w:pPr>
+        <w:pStyle w:val="Heading2"/>
+      </w:pPr>
+      <w:r>
+        <w:t xml:space="preserve">6. Partnership e radicamento territoriale</w:t>
+      </w:r>
+    </w:p>
+    <w:bookmarkStart w:id="19" w:name="partner-contrattuali-contratti-firmati"/>
+    <w:p>
+      <w:pPr>
+        <w:pStyle w:val="Heading3"/>
+      </w:pPr>
+      <w:r>
+        <w:t xml:space="preserve">Partner contrattuali (contratti firmati)</w:t>
       </w:r>
     </w:p>
     <w:p>
@@ -419,10 +848,13 @@
           <w:b/>
           <w:bCs/>
         </w:rPr>
-        <w:t xml:space="preserve">Interfaccia ottimizzata per il campo</w:t>
-      </w:r>
-      <w:r>
-        <w:t xml:space="preserve">: funziona con i guanti, sotto la pioggia, con bassa connettività, senza formazione tecnica avanzata</w:t>
+        <w:t xml:space="preserve">UTMB Italia</w:t>
+      </w:r>
+      <w:r>
+        <w:t xml:space="preserve"> </w:t>
+      </w:r>
+      <w:r>
+        <w:t xml:space="preserve">— partner per validazione clinica della piattaforma in contesti di medicina d’emergenza ad alta complessità (trail running in alta quota, condizioni estreme)</w:t>
       </w:r>
     </w:p>
     <w:p>
@@ -438,337 +870,23 @@
           <w:b/>
           <w:bCs/>
         </w:rPr>
-        <w:t xml:space="preserve">AI Assistant basato su letteratura scientifica aggiornata</w:t>
-      </w:r>
-      <w:r>
-        <w:t xml:space="preserve">: risponde in linguaggio naturale a domande cliniche, citando linee guida ERC/ILCOR, protocolli e farmaci</w:t>
-      </w:r>
-    </w:p>
-    <w:p>
-      <w:pPr>
-        <w:pStyle w:val="Compact"/>
-        <w:numPr>
-          <w:ilvl w:val="0"/>
-          <w:numId w:val="1001"/>
-        </w:numPr>
-      </w:pPr>
-      <w:r>
-        <w:rPr>
-          <w:b/>
-          <w:bCs/>
-        </w:rPr>
-        <w:t xml:space="preserve">Sistema predittivo AI Data Expert</w:t>
-      </w:r>
-      <w:r>
-        <w:t xml:space="preserve"> </w:t>
-      </w:r>
-      <w:r>
-        <w:t xml:space="preserve">(sviluppo in corso): modelli ML su dati clinici reali per supportare decisioni in scenari ad alta complessità come l’OHCA</w:t>
-      </w:r>
-    </w:p>
-    <w:p>
-      <w:pPr>
-        <w:pStyle w:val="Compact"/>
-        <w:numPr>
-          <w:ilvl w:val="0"/>
-          <w:numId w:val="1001"/>
-        </w:numPr>
-      </w:pPr>
-      <w:r>
-        <w:rPr>
-          <w:b/>
-          <w:bCs/>
-        </w:rPr>
-        <w:t xml:space="preserve">EMSy Events</w:t>
-      </w:r>
-      <w:r>
-        <w:t xml:space="preserve">: gestione sanitaria in tempo reale di eventi sportivi in ambiente alpino</w:t>
-      </w:r>
-    </w:p>
-    <w:p>
-      <w:r>
-        <w:pict>
-          <v:rect style="width:0;height:1.5pt" o:hralign="center" o:hrstd="t" o:hr="t"/>
-        </w:pict>
-      </w:r>
-    </w:p>
-    <w:bookmarkEnd w:id="12"/>
-    <w:bookmarkEnd w:id="13"/>
-    <w:bookmarkStart w:id="17" w:name="prodotti-e-stato-di-sviluppo"/>
-    <w:p>
-      <w:pPr>
-        <w:pStyle w:val="Heading2"/>
-      </w:pPr>
-      <w:r>
-        <w:t xml:space="preserve">4. Prodotti e stato di sviluppo</w:t>
-      </w:r>
-    </w:p>
-    <w:bookmarkStart w:id="14" w:name="prodotto-a-emsy-platform-in-produzione"/>
+        <w:t xml:space="preserve">VDA Trailers</w:t>
+      </w:r>
+      <w:r>
+        <w:t xml:space="preserve"> </w:t>
+      </w:r>
+      <w:r>
+        <w:t xml:space="preserve">— partner per attivazione operativa di EMSy Events su Gran Trail Courmayeur GTC® e TORX® with Kailas 2026, entrambi eventi valdostani di rilevanza internazionale con Piano Sanitario approvato dall’AUSL Valle d’Aosta</w:t>
+      </w:r>
+    </w:p>
+    <w:bookmarkEnd w:id="19"/>
+    <w:bookmarkStart w:id="20" w:name="collaborazioni-operative-in-valle-daosta"/>
     <w:p>
       <w:pPr>
         <w:pStyle w:val="Heading3"/>
       </w:pPr>
       <w:r>
-        <w:t xml:space="preserve">Prodotto A — EMSy Platform (in produzione)</w:t>
-      </w:r>
-    </w:p>
-    <w:p>
-      <w:pPr>
-        <w:pStyle w:val="FirstParagraph"/>
-      </w:pPr>
-      <w:r>
-        <w:t xml:space="preserve">Piattaforma web e app mobile (iOS/Android) con:</w:t>
-      </w:r>
-      <w:r>
-        <w:t xml:space="preserve"> </w:t>
-      </w:r>
-      <w:r>
-        <w:t xml:space="preserve">- AI Assistant (RAG su Pinecone, multi-modello via OpenRouter)</w:t>
-      </w:r>
-      <w:r>
-        <w:t xml:space="preserve"> </w:t>
-      </w:r>
-      <w:r>
-        <w:t xml:space="preserve">- AI Coach con quiz clinici adattativi</w:t>
-      </w:r>
-      <w:r>
-        <w:t xml:space="preserve"> </w:t>
-      </w:r>
-      <w:r>
-        <w:t xml:space="preserve">- Calcolatori clinici e score validati (OHCA, trauma, cardiovascolare)</w:t>
-      </w:r>
-      <w:r>
-        <w:t xml:space="preserve"> </w:t>
-      </w:r>
-      <w:r>
-        <w:t xml:space="preserve">- EMSy Arena — simulazioni gamificate per formazione medica</w:t>
-      </w:r>
-    </w:p>
-    <w:p>
-      <w:pPr>
-        <w:pStyle w:val="BodyText"/>
-      </w:pPr>
-      <w:r>
-        <w:rPr>
-          <w:b/>
-          <w:bCs/>
-        </w:rPr>
-        <w:t xml:space="preserve">Stato:</w:t>
-      </w:r>
-      <w:r>
-        <w:t xml:space="preserve"> </w:t>
-      </w:r>
-      <w:r>
-        <w:t xml:space="preserve">in produzione. 400+ utenti, 50+ paesi, 1.000+ consultazioni/giorno.</w:t>
-      </w:r>
-    </w:p>
-    <w:bookmarkEnd w:id="14"/>
-    <w:bookmarkStart w:id="15" w:name="X5de1b0963d00c6b08f725a4c1bc5e97acef3038"/>
-    <w:p>
-      <w:pPr>
-        <w:pStyle w:val="Heading3"/>
-      </w:pPr>
-      <w:r>
-        <w:t xml:space="preserve">Prodotto B — EMSy AI Data Expert (cuore del Piano di sviluppo FESR)</w:t>
-      </w:r>
-    </w:p>
-    <w:p>
-      <w:pPr>
-        <w:pStyle w:val="FirstParagraph"/>
-      </w:pPr>
-      <w:r>
-        <w:t xml:space="preserve">Sistema AI multi-agente a moduli specializzati orchestrati da LangGraph:</w:t>
-      </w:r>
-      <w:r>
-        <w:t xml:space="preserve"> </w:t>
-      </w:r>
-      <w:r>
-        <w:t xml:space="preserve">- Modulo letteratura (attivo): LLM + RAG su letteratura medica</w:t>
-      </w:r>
-      <w:r>
-        <w:t xml:space="preserve"> </w:t>
-      </w:r>
-      <w:r>
-        <w:t xml:space="preserve">- Modulo predittivo (sviluppo Fase 1): ML classico su dati tabulari OHCA (XGBoost, SHAP explainability)</w:t>
-      </w:r>
-      <w:r>
-        <w:t xml:space="preserve"> </w:t>
-      </w:r>
-      <w:r>
-        <w:t xml:space="preserve">- Modulo segnali (sviluppo Fase 2): Deep Learning su segnali ECG/EEG</w:t>
-      </w:r>
-      <w:r>
-        <w:t xml:space="preserve"> </w:t>
-      </w:r>
-      <w:r>
-        <w:t xml:space="preserve">- Modulo di sintesi (integrazione Fase 2): LLM Reasoning per sintesi clinica contestualizzata</w:t>
-      </w:r>
-    </w:p>
-    <w:p>
-      <w:pPr>
-        <w:pStyle w:val="BodyText"/>
-      </w:pPr>
-      <w:r>
-        <w:rPr>
-          <w:b/>
-          <w:bCs/>
-        </w:rPr>
-        <w:t xml:space="preserve">Stato:</w:t>
-      </w:r>
-      <w:r>
-        <w:t xml:space="preserve"> </w:t>
-      </w:r>
-      <w:r>
-        <w:t xml:space="preserve">Modulo letteratura attivo. Moduli predittivo, segnali e sintesi da sviluppare nel Piano di sviluppo FESR.</w:t>
-      </w:r>
-    </w:p>
-    <w:bookmarkEnd w:id="15"/>
-    <w:bookmarkStart w:id="16" w:name="X2882986de726bdb0ecb4c6cd1217abcfb2c5070"/>
-    <w:p>
-      <w:pPr>
-        <w:pStyle w:val="Heading3"/>
-      </w:pPr>
-      <w:r>
-        <w:t xml:space="preserve">Prodotto C — EMSy Events (attivazione operativa nel Piano di sviluppo)</w:t>
-      </w:r>
-    </w:p>
-    <w:p>
-      <w:pPr>
-        <w:pStyle w:val="FirstParagraph"/>
-      </w:pPr>
-      <w:r>
-        <w:t xml:space="preserve">App mobile + centrale operativa web per gestione sanitaria in tempo reale durante eventi sportivi in montagna.</w:t>
-      </w:r>
-    </w:p>
-    <w:p>
-      <w:pPr>
-        <w:pStyle w:val="BodyText"/>
-      </w:pPr>
-      <w:r>
-        <w:rPr>
-          <w:b/>
-          <w:bCs/>
-        </w:rPr>
-        <w:t xml:space="preserve">Stato:</w:t>
-      </w:r>
-      <w:r>
-        <w:t xml:space="preserve"> </w:t>
-      </w:r>
-      <w:r>
-        <w:t xml:space="preserve">in fase di attivazione operativa con partner contrattuale VDA Trailers su GTC® (luglio 2026) e TORX® (settembre 2026).</w:t>
-      </w:r>
-    </w:p>
-    <w:p>
-      <w:r>
-        <w:pict>
-          <v:rect style="width:0;height:1.5pt" o:hralign="center" o:hrstd="t" o:hr="t"/>
-        </w:pict>
-      </w:r>
-    </w:p>
-    <w:bookmarkEnd w:id="16"/>
-    <w:bookmarkEnd w:id="17"/>
-    <w:bookmarkStart w:id="18" w:name="mercato-di-riferimento"/>
-    <w:p>
-      <w:pPr>
-        <w:pStyle w:val="Heading2"/>
-      </w:pPr>
-      <w:r>
-        <w:t xml:space="preserve">5. Mercato di riferimento</w:t>
-      </w:r>
-    </w:p>
-    <w:p>
-      <w:pPr>
-        <w:pStyle w:val="FirstParagraph"/>
-      </w:pPr>
-      <w:r>
-        <w:t xml:space="preserve">Il mercato target primario è il</w:t>
-      </w:r>
-      <w:r>
-        <w:t xml:space="preserve"> </w:t>
-      </w:r>
-      <w:r>
-        <w:rPr>
-          <w:b/>
-          <w:bCs/>
-        </w:rPr>
-        <w:t xml:space="preserve">sistema di emergenza medica preospedaliera europeo</w:t>
-      </w:r>
-      <w:r>
-        <w:t xml:space="preserve">, composto da:</w:t>
-      </w:r>
-      <w:r>
-        <w:t xml:space="preserve"> </w:t>
-      </w:r>
-      <w:r>
-        <w:t xml:space="preserve">- Sistemi 118/SAMU/REGA (medici, infermieri, operatori)</w:t>
-      </w:r>
-      <w:r>
-        <w:t xml:space="preserve"> </w:t>
-      </w:r>
-      <w:r>
-        <w:t xml:space="preserve">- Organizzazioni di volontariato del soccorso (Croce Rossa, ANPAS, Misericordie)</w:t>
-      </w:r>
-      <w:r>
-        <w:t xml:space="preserve"> </w:t>
-      </w:r>
-      <w:r>
-        <w:t xml:space="preserve">- Strutture di formazione continua per operatori del soccorso</w:t>
-      </w:r>
-      <w:r>
-        <w:t xml:space="preserve"> </w:t>
-      </w:r>
-      <w:r>
-        <w:t xml:space="preserve">- Organizzatori di eventi sportivi in ambienti estremi (trail running, sci alpinismo, arrampicata)</w:t>
-      </w:r>
-    </w:p>
-    <w:p>
-      <w:pPr>
-        <w:pStyle w:val="BodyText"/>
-      </w:pPr>
-      <w:r>
-        <w:t xml:space="preserve">La piattaforma è già presente in</w:t>
-      </w:r>
-      <w:r>
-        <w:t xml:space="preserve"> </w:t>
-      </w:r>
-      <w:r>
-        <w:rPr>
-          <w:b/>
-          <w:bCs/>
-        </w:rPr>
-        <w:t xml:space="preserve">50+ paesi</w:t>
-      </w:r>
-      <w:r>
-        <w:t xml:space="preserve"> </w:t>
-      </w:r>
-      <w:r>
-        <w:t xml:space="preserve">a meno di 2 anni dal lancio, con trazione organica senza investimenti marketing strutturati — dimostrazione di un bisogno reale e di un prodotto che risponde efficacemente.</w:t>
-      </w:r>
-    </w:p>
-    <w:p>
-      <w:r>
-        <w:pict>
-          <v:rect style="width:0;height:1.5pt" o:hralign="center" o:hrstd="t" o:hr="t"/>
-        </w:pict>
-      </w:r>
-    </w:p>
-    <w:bookmarkEnd w:id="18"/>
-    <w:bookmarkStart w:id="22" w:name="partnership-e-radicamento-territoriale"/>
-    <w:p>
-      <w:pPr>
-        <w:pStyle w:val="Heading2"/>
-      </w:pPr>
-      <w:r>
-        <w:t xml:space="preserve">6. Partnership e radicamento territoriale</w:t>
-      </w:r>
-    </w:p>
-    <w:bookmarkStart w:id="19" w:name="partner-contrattuali-contratti-firmati"/>
-    <w:p>
-      <w:pPr>
-        <w:pStyle w:val="Heading3"/>
-      </w:pPr>
-      <w:r>
-        <w:t xml:space="preserve">Partner contrattuali (contratti firmati)</w:t>
+        <w:t xml:space="preserve">Collaborazioni operative in Valle d’Aosta</w:t>
       </w:r>
     </w:p>
     <w:p>
@@ -784,45 +902,23 @@
           <w:b/>
           <w:bCs/>
         </w:rPr>
-        <w:t xml:space="preserve">UTMB Italia</w:t>
-      </w:r>
-      <w:r>
-        <w:t xml:space="preserve"> </w:t>
-      </w:r>
-      <w:r>
-        <w:t xml:space="preserve">— partner per validazione clinica della piattaforma in contesti di medicina d’emergenza ad alta complessità (trail running in alta quota, condizioni estreme)</w:t>
-      </w:r>
-    </w:p>
-    <w:p>
-      <w:pPr>
-        <w:pStyle w:val="Compact"/>
-        <w:numPr>
-          <w:ilvl w:val="0"/>
-          <w:numId w:val="1002"/>
-        </w:numPr>
-      </w:pPr>
-      <w:r>
-        <w:rPr>
-          <w:b/>
-          <w:bCs/>
-        </w:rPr>
-        <w:t xml:space="preserve">VDA Trailers</w:t>
-      </w:r>
-      <w:r>
-        <w:t xml:space="preserve"> </w:t>
-      </w:r>
-      <w:r>
-        <w:t xml:space="preserve">— partner per attivazione operativa di EMSy Events su Gran Trail Courmayeur GTC® e TORX® with Kailas 2026, entrambi eventi valdostani di rilevanza internazionale con Piano Sanitario approvato dall’AUSL Valle d’Aosta</w:t>
-      </w:r>
-    </w:p>
-    <w:bookmarkEnd w:id="19"/>
-    <w:bookmarkStart w:id="20" w:name="collaborazioni-operative-in-valle-daosta"/>
+        <w:t xml:space="preserve">Valpelline</w:t>
+      </w:r>
+      <w:r>
+        <w:t xml:space="preserve"> </w:t>
+      </w:r>
+      <w:r>
+        <w:t xml:space="preserve">— collaborazione con i volontari del soccorso locale, documentata da rapporto economico formale. Testimonianza diretta del radicamento operativo sul territorio valdostano.</w:t>
+      </w:r>
+    </w:p>
+    <w:bookmarkEnd w:id="20"/>
+    <w:bookmarkStart w:id="21" w:name="Xbdd07beb781d821f72b81fa50208237c4fe6e1e"/>
     <w:p>
       <w:pPr>
         <w:pStyle w:val="Heading3"/>
       </w:pPr>
       <w:r>
-        <w:t xml:space="preserve">Collaborazioni operative in Valle d’Aosta</w:t>
+        <w:t xml:space="preserve">Sovvenzioni e programmi startup internazionali (già ricevute)</w:t>
       </w:r>
     </w:p>
     <w:p>
@@ -838,23 +934,13 @@
           <w:b/>
           <w:bCs/>
         </w:rPr>
-        <w:t xml:space="preserve">Valpelline</w:t>
-      </w:r>
-      <w:r>
-        <w:t xml:space="preserve"> </w:t>
-      </w:r>
-      <w:r>
-        <w:t xml:space="preserve">— collaborazione con i volontari del soccorso locale, documentata da rapporto economico formale. Testimonianza diretta del radicamento operativo sul territorio valdostano.</w:t>
-      </w:r>
-    </w:p>
-    <w:bookmarkEnd w:id="20"/>
-    <w:bookmarkStart w:id="21" w:name="Xbdd07beb781d821f72b81fa50208237c4fe6e1e"/>
-    <w:p>
-      <w:pPr>
-        <w:pStyle w:val="Heading3"/>
-      </w:pPr>
-      <w:r>
-        <w:t xml:space="preserve">Sovvenzioni e programmi startup internazionali (già ricevute)</w:t>
+        <w:t xml:space="preserve">Amazon AWS Activate</w:t>
+      </w:r>
+      <w:r>
+        <w:t xml:space="preserve"> </w:t>
+      </w:r>
+      <w:r>
+        <w:t xml:space="preserve">— crediti cloud per sviluppo AI (SageMaker, Lambda, S3)</w:t>
       </w:r>
     </w:p>
     <w:p>
@@ -862,29 +948,7 @@
         <w:pStyle w:val="Compact"/>
         <w:numPr>
           <w:ilvl w:val="0"/>
-          <w:numId w:val="1004"/>
-        </w:numPr>
-      </w:pPr>
-      <w:r>
-        <w:rPr>
-          <w:b/>
-          <w:bCs/>
-        </w:rPr>
-        <w:t xml:space="preserve">Amazon AWS Activate</w:t>
-      </w:r>
-      <w:r>
-        <w:t xml:space="preserve"> </w:t>
-      </w:r>
-      <w:r>
-        <w:t xml:space="preserve">— crediti cloud per sviluppo AI (SageMaker, Lambda, S3)</w:t>
-      </w:r>
-    </w:p>
-    <w:p>
-      <w:pPr>
-        <w:pStyle w:val="Compact"/>
-        <w:numPr>
-          <w:ilvl w:val="0"/>
-          <w:numId w:val="1004"/>
+          <w:numId w:val="1003"/>
         </w:numPr>
       </w:pPr>
       <w:r>
@@ -1047,23 +1111,7 @@
         <w:pStyle w:val="BodyText"/>
       </w:pPr>
       <w:r>
-        <w:t xml:space="preserve">La sostenibilità finanziaria a lungo termine è rafforzata dall’accordo di finanziamento ponte con</w:t>
-      </w:r>
-      <w:r>
-        <w:t xml:space="preserve"> </w:t>
-      </w:r>
-      <w:r>
-        <w:rPr>
-          <w:b/>
-          <w:bCs/>
-        </w:rPr>
-        <w:t xml:space="preserve">Banca Sella + Alpifidi</w:t>
-      </w:r>
-      <w:r>
-        <w:t xml:space="preserve"> </w:t>
-      </w:r>
-      <w:r>
-        <w:t xml:space="preserve">(€24.000 a 5 anni, garanzia MCC), cumulabile con il contributo FESR.</w:t>
+        <w:t xml:space="preserve">La sostenibilità finanziaria a lungo termine è supportata dalla crescita organica della base utenti e dall’espansione del modello SaaS a livello europeo, con il contributo FESR che accelera lo sviluppo dei moduli a maggior valore aggiunto senza impattare l’operatività corrente.</w:t>
       </w:r>
     </w:p>
     <w:p>
@@ -1497,9 +1545,6 @@
     <w:abstractNumId w:val="991"/>
   </w:num>
   <w:num w:numId="1003">
-    <w:abstractNumId w:val="991"/>
-  </w:num>
-  <w:num w:numId="1004">
     <w:abstractNumId w:val="991"/>
   </w:num>
 </w:numbering>

--- a/_business pln/Business_Plan_Sintetico.docx
+++ b/_business pln/Business_Plan_Sintetico.docx
@@ -280,7 +280,7 @@
               <w:pStyle w:val="Compact"/>
             </w:pPr>
             <w:r>
-              <w:t xml:space="preserve">Medico d’emergenza con esperienza operativa sul campo. Ideatore di EMSy Events. Responsabile della validazione clinica di tutti i contenuti e dei modelli AI.</w:t>
+              <w:t xml:space="preserve">Medico del 118 con esperienza operativa sul campo. Ideatore di EMSy Events. Responsabile della validazione clinica di tutti i contenuti e dei modelli AI.</w:t>
             </w:r>
           </w:p>
         </w:tc>

--- a/_business pln/Business_Plan_Sintetico.docx
+++ b/_business pln/Business_Plan_Sintetico.docx
@@ -581,13 +581,13 @@
         <w:pStyle w:val="FirstParagraph"/>
       </w:pPr>
       <w:r>
-        <w:t xml:space="preserve">Piattaforma web e app mobile (iOS/Android) con:</w:t>
-      </w:r>
-      <w:r>
-        <w:t xml:space="preserve"> </w:t>
-      </w:r>
-      <w:r>
-        <w:t xml:space="preserve">- AI Assistant (RAG su Pinecone, multi-modello via OpenRouter)</w:t>
+        <w:t xml:space="preserve">Piattaforma Web App (PWA — Progressive Web App, accessibile da browser mobile senza installazione da store) con:</w:t>
+      </w:r>
+      <w:r>
+        <w:t xml:space="preserve"> </w:t>
+      </w:r>
+      <w:r>
+        <w:t xml:space="preserve">- AI Assistant (RAG — Retrieval-Augmented Generation, sistema che recupera documenti scientifici prima di rispondere — su Pinecone, multi-modello via OpenRouter)</w:t>
       </w:r>
       <w:r>
         <w:t xml:space="preserve"> </w:t>
@@ -599,7 +599,7 @@
         <w:t xml:space="preserve"> </w:t>
       </w:r>
       <w:r>
-        <w:t xml:space="preserve">- Calcolatori clinici e score validati (OHCA, trauma, cardiovascolare)</w:t>
+        <w:t xml:space="preserve">- Calcolatori clinici e score validati (OHCA — Out-of-Hospital Cardiac Arrest, arresto cardiaco extraospedaliero; trauma, cardiovascolare)</w:t>
       </w:r>
       <w:r>
         <w:t xml:space="preserve"> </w:t>
@@ -610,7 +610,25 @@
     </w:p>
     <w:p>
       <w:pPr>
-        <w:pStyle w:val="BodyText"/>
+        <w:pStyle w:val="BlockText"/>
+      </w:pPr>
+      <w:r>
+        <w:rPr>
+          <w:b/>
+          <w:bCs/>
+        </w:rPr>
+        <w:t xml:space="preserve">⚠️ NOTA INTERNA:</w:t>
+      </w:r>
+      <w:r>
+        <w:t xml:space="preserve"> </w:t>
+      </w:r>
+      <w:r>
+        <w:t xml:space="preserve">Dati da verificare con Simon prima della presentazione: utenti registrati, paesi, consultazioni/giorno.</w:t>
+      </w:r>
+    </w:p>
+    <w:p>
+      <w:pPr>
+        <w:pStyle w:val="FirstParagraph"/>
       </w:pPr>
       <w:r>
         <w:rPr>
@@ -641,25 +659,25 @@
         <w:pStyle w:val="FirstParagraph"/>
       </w:pPr>
       <w:r>
-        <w:t xml:space="preserve">Sistema AI multi-agente a moduli specializzati orchestrati da LangGraph:</w:t>
-      </w:r>
-      <w:r>
-        <w:t xml:space="preserve"> </w:t>
-      </w:r>
-      <w:r>
-        <w:t xml:space="preserve">- Modulo letteratura (attivo): LLM + RAG su letteratura medica</w:t>
-      </w:r>
-      <w:r>
-        <w:t xml:space="preserve"> </w:t>
-      </w:r>
-      <w:r>
-        <w:t xml:space="preserve">- Modulo predittivo (sviluppo Fase 1): ML classico su dati tabulari OHCA (XGBoost, SHAP explainability)</w:t>
-      </w:r>
-      <w:r>
-        <w:t xml:space="preserve"> </w:t>
-      </w:r>
-      <w:r>
-        <w:t xml:space="preserve">- Modulo segnali (sviluppo Fase 2): Deep Learning su segnali ECG/EEG</w:t>
+        <w:t xml:space="preserve">Sistema AI (Intelligenza Artificiale) multi-agente a moduli specializzati orchestrati da LangGraph (framework che coordina più agenti AI in sequenza logica):</w:t>
+      </w:r>
+      <w:r>
+        <w:t xml:space="preserve"> </w:t>
+      </w:r>
+      <w:r>
+        <w:t xml:space="preserve">- Modulo letteratura (attivo): LLM (Large Language Model — modello AI per comprensione e generazione di testo) + RAG su letteratura medica</w:t>
+      </w:r>
+      <w:r>
+        <w:t xml:space="preserve"> </w:t>
+      </w:r>
+      <w:r>
+        <w:t xml:space="preserve">- Modulo predittivo (sviluppo Fase 1): ML (Machine Learning — apprendimento automatico) classico su dati tabulari OHCA (XGBoost, SHAP — SHapley Additive exPlanations, sistema di spiegabilità delle predizioni)</w:t>
+      </w:r>
+      <w:r>
+        <w:t xml:space="preserve"> </w:t>
+      </w:r>
+      <w:r>
+        <w:t xml:space="preserve">- Modulo segnali (sviluppo Fase 2): Deep Learning su segnali ECG (Elettrocardiogramma)/EEG (Elettroencefalogramma)</w:t>
       </w:r>
       <w:r>
         <w:t xml:space="preserve"> </w:t>
@@ -719,7 +737,7 @@
         <w:t xml:space="preserve"> </w:t>
       </w:r>
       <w:r>
-        <w:t xml:space="preserve">in fase di attivazione operativa con partner contrattuale VDA Trailers su GTC® (luglio 2026) e TORX® (settembre 2026).</w:t>
+        <w:t xml:space="preserve">in fase di preparazione per attivazione operativa con partner contrattuale VDA Trailers su GTC® (luglio 2027) e TORX® with Kailas (settembre 2027).</w:t>
       </w:r>
     </w:p>
     <w:p>
@@ -876,7 +894,29 @@
         <w:t xml:space="preserve"> </w:t>
       </w:r>
       <w:r>
-        <w:t xml:space="preserve">— partner per attivazione operativa di EMSy Events su Gran Trail Courmayeur GTC® e TORX® with Kailas 2026, entrambi eventi valdostani di rilevanza internazionale con Piano Sanitario approvato dall’AUSL Valle d’Aosta</w:t>
+        <w:t xml:space="preserve">— partner per attivazione operativa di EMSy Events su Gran Trail Courmayeur GTC® e TORX® with Kailas 2027, entrambi eventi valdostani di rilevanza internazionale con Piano Sanitario approvato dall’AUSL Valle d’Aosta</w:t>
+      </w:r>
+    </w:p>
+    <w:p>
+      <w:pPr>
+        <w:pStyle w:val="Compact"/>
+        <w:numPr>
+          <w:ilvl w:val="0"/>
+          <w:numId w:val="1001"/>
+        </w:numPr>
+      </w:pPr>
+      <w:r>
+        <w:rPr>
+          <w:b/>
+          <w:bCs/>
+        </w:rPr>
+        <w:t xml:space="preserve">Dott. Luca Carenzo</w:t>
+      </w:r>
+      <w:r>
+        <w:t xml:space="preserve"> </w:t>
+      </w:r>
+      <w:r>
+        <w:t xml:space="preserve">— Anestesista-rianimatore, esperto in medicina d’emergenza ed elisoccorso (HEMS — Helicopter Emergency Medical Services). Validatore clinico esterno indipendente: testerà la piattaforma in contesti reali durante eventi e manifestazioni, con possibilità di produrre pubblicazioni scientifiche o presentazioni a convegni medici sull’efficacia del sistema</w:t>
       </w:r>
     </w:p>
     <w:bookmarkEnd w:id="19"/>
@@ -1224,7 +1264,29 @@
         <w:t xml:space="preserve"> </w:t>
       </w:r>
       <w:r>
-        <w:t xml:space="preserve">(RealWear Navigator 520) per applicazioni future nel soccorso alpino valdostano</w:t>
+        <w:t xml:space="preserve">(dispositivo AR hands-free con certificazione IP66 e controllo vocale) per applicazioni future nel soccorso alpino valdostano</w:t>
+      </w:r>
+      <w:r>
+        <w:t xml:space="preserve"> </w:t>
+      </w:r>
+      <w:r>
+        <w:t xml:space="preserve">-</w:t>
+      </w:r>
+      <w:r>
+        <w:t xml:space="preserve"> </w:t>
+      </w:r>
+      <w:r>
+        <w:rPr>
+          <w:b/>
+          <w:bCs/>
+        </w:rPr>
+        <w:t xml:space="preserve">Acquisizione server GPU dedicato</w:t>
+      </w:r>
+      <w:r>
+        <w:t xml:space="preserve"> </w:t>
+      </w:r>
+      <w:r>
+        <w:t xml:space="preserve">per inferenza LLM (Large Language Model) on-premise h24, riducendo la dipendenza da servizi cloud esterni</w:t>
       </w:r>
     </w:p>
     <w:p>

--- a/_business pln/Business_Plan_Sintetico.docx
+++ b/_business pln/Business_Plan_Sintetico.docx
@@ -66,7 +66,7 @@
         <w:t xml:space="preserve"> </w:t>
       </w:r>
       <w:r>
-        <w:t xml:space="preserve">Sviluppare e validare sul campo, con operatori del soccorso valdostani, un sistema AI multi-agente a moduli specializzati integrati per il supporto informativo e formativo alla medicina d’urgenza preospedaliera in ambiente montano, includendo la prototipazione esplorativa di interfacce hands-free per l’operatività in scenario.</w:t>
+        <w:t xml:space="preserve">Sviluppare e validare sul campo, con operatori del soccorso valdostani, un sistema AI multi-agente a moduli specializzati integrati per il supporto informativo e formativo alla medicina d’urgenza preospedaliera in ambiente montano, includendo la prototipazione esplorativa di interfacce AR per la visualizzazione contestuale di informazioni cliniche in scenario.</w:t>
       </w:r>
     </w:p>
     <w:p>
@@ -1258,13 +1258,13 @@
           <w:b/>
           <w:bCs/>
         </w:rPr>
-        <w:t xml:space="preserve">Prototipazione tecnologia AR</w:t>
-      </w:r>
-      <w:r>
-        <w:t xml:space="preserve"> </w:t>
-      </w:r>
-      <w:r>
-        <w:t xml:space="preserve">(dispositivo AR hands-free con certificazione IP66 e controllo vocale) per applicazioni future nel soccorso alpino valdostano</w:t>
+        <w:t xml:space="preserve">Prototipazione interfaccia AR</w:t>
+      </w:r>
+      <w:r>
+        <w:t xml:space="preserve"> </w:t>
+      </w:r>
+      <w:r>
+        <w:t xml:space="preserve">(display binoculare XREAL 1S, Micro-OLED) per progettazione dell’overlay clinico — base per future applicazioni nel soccorso alpino valdostano</w:t>
       </w:r>
       <w:r>
         <w:t xml:space="preserve"> </w:t>

--- a/_business pln/Business_Plan_Sintetico.docx
+++ b/_business pln/Business_Plan_Sintetico.docx
@@ -610,25 +610,7 @@
     </w:p>
     <w:p>
       <w:pPr>
-        <w:pStyle w:val="BlockText"/>
-      </w:pPr>
-      <w:r>
-        <w:rPr>
-          <w:b/>
-          <w:bCs/>
-        </w:rPr>
-        <w:t xml:space="preserve">⚠️ NOTA INTERNA:</w:t>
-      </w:r>
-      <w:r>
-        <w:t xml:space="preserve"> </w:t>
-      </w:r>
-      <w:r>
-        <w:t xml:space="preserve">Dati da verificare con Simon prima della presentazione: utenti registrati, paesi, consultazioni/giorno.</w:t>
-      </w:r>
-    </w:p>
-    <w:p>
-      <w:pPr>
-        <w:pStyle w:val="FirstParagraph"/>
+        <w:pStyle w:val="BodyText"/>
       </w:pPr>
       <w:r>
         <w:rPr>

--- a/_business pln/Business_Plan_Sintetico.docx
+++ b/_business pln/Business_Plan_Sintetico.docx
@@ -1262,7 +1262,7 @@
           <w:b/>
           <w:bCs/>
         </w:rPr>
-        <w:t xml:space="preserve">Acquisizione server GPU dedicato</w:t>
+        <w:t xml:space="preserve">Acquisizione server GPU dedicato con schede video</w:t>
       </w:r>
       <w:r>
         <w:t xml:space="preserve"> </w:t>

--- a/_business pln/Business_Plan_Sintetico.docx
+++ b/_business pln/Business_Plan_Sintetico.docx
@@ -1119,13 +1119,13 @@
           <w:b/>
           <w:bCs/>
         </w:rPr>
-        <w:t xml:space="preserve">€52.800</w:t>
-      </w:r>
-      <w:r>
-        <w:t xml:space="preserve"> </w:t>
-      </w:r>
-      <w:r>
-        <w:t xml:space="preserve">(70% su €80.000) copre il 65% dei costi totali del Piano di sviluppo, con un cofinanziamento EMSy di €27.200 (30%) già pianificato.</w:t>
+        <w:t xml:space="preserve">€56.000</w:t>
+      </w:r>
+      <w:r>
+        <w:t xml:space="preserve"> </w:t>
+      </w:r>
+      <w:r>
+        <w:t xml:space="preserve">(70% su €80.000) copre il 70% dei costi totali del Piano di sviluppo, con un cofinanziamento EMSy di €24.000 (30%) già pianificato.</w:t>
       </w:r>
     </w:p>
     <w:p>

--- a/_business pln/Business_Plan_Sintetico.docx
+++ b/_business pln/Business_Plan_Sintetico.docx
@@ -118,7 +118,7 @@
           <w:b/>
           <w:bCs/>
         </w:rPr>
-        <w:t xml:space="preserve">oltre 400 utenti registrati in più di 50 paesi</w:t>
+        <w:t xml:space="preserve">oltre 800 utenti registrati in più di 50 paesi</w:t>
       </w:r>
       <w:r>
         <w:t xml:space="preserve">, con</w:t>
@@ -623,7 +623,7 @@
         <w:t xml:space="preserve"> </w:t>
       </w:r>
       <w:r>
-        <w:t xml:space="preserve">in produzione. 400+ utenti, 50+ paesi, 1.000+ consultazioni/giorno.</w:t>
+        <w:t xml:space="preserve">in produzione. 800+ utenti, 50+ paesi, 1.000+ consultazioni/giorno.</w:t>
       </w:r>
     </w:p>
     <w:bookmarkEnd w:id="14"/>

--- a/_business pln/Business_Plan_Sintetico.docx
+++ b/_business pln/Business_Plan_Sintetico.docx
@@ -131,7 +131,7 @@
           <w:b/>
           <w:bCs/>
         </w:rPr>
-        <w:t xml:space="preserve">più di 1.000 consultazioni giornaliere</w:t>
+        <w:t xml:space="preserve">più di 2.000 consultazioni giornaliere</w:t>
       </w:r>
       <w:r>
         <w:t xml:space="preserve"> </w:t>
@@ -623,7 +623,7 @@
         <w:t xml:space="preserve"> </w:t>
       </w:r>
       <w:r>
-        <w:t xml:space="preserve">in produzione. 800+ utenti, 50+ paesi, 1.000+ consultazioni/giorno.</w:t>
+        <w:t xml:space="preserve">in produzione. 800+ utenti, 50+ paesi, 2.000+ consultazioni/giorno.</w:t>
       </w:r>
     </w:p>
     <w:bookmarkEnd w:id="14"/>

--- a/_business pln/Business_Plan_Sintetico.docx
+++ b/_business pln/Business_Plan_Sintetico.docx
@@ -416,7 +416,7 @@
         <w:t xml:space="preserve">piattaforma SaaS acquistabile online</w:t>
       </w:r>
       <w:r>
-        <w:t xml:space="preserve">, progettata specificamente per i professionisti dell’emergenza preospedaliera. Offre un ambiente integrato di supporto alla formazione e all’aggiornamento continuo, accessibile da web e app mobile (iOS/Android) in qualsiasi momento — anche sul campo.</w:t>
+        <w:t xml:space="preserve">, progettata specificamente per i professionisti dell’emergenza preospedaliera. Offre un ambiente integrato di supporto alla formazione e all’aggiornamento continuo, accessibile da Web App in qualsiasi momento — anche sul campo.</w:t>
       </w:r>
     </w:p>
     <w:p>
@@ -581,7 +581,7 @@
         <w:pStyle w:val="FirstParagraph"/>
       </w:pPr>
       <w:r>
-        <w:t xml:space="preserve">Piattaforma Web App (PWA — Progressive Web App, accessibile da browser mobile senza installazione da store) con:</w:t>
+        <w:t xml:space="preserve">Piattaforma Web App (PWA — Progressive Web App, accessibile da browser mobile senza installazione) con:</w:t>
       </w:r>
       <w:r>
         <w:t xml:space="preserve"> </w:t>
@@ -701,7 +701,7 @@
         <w:pStyle w:val="FirstParagraph"/>
       </w:pPr>
       <w:r>
-        <w:t xml:space="preserve">App mobile + centrale operativa web per gestione sanitaria in tempo reale durante eventi sportivi in montagna.</w:t>
+        <w:t xml:space="preserve">Web App + centrale operativa web per gestione sanitaria in tempo reale durante eventi sportivi in montagna.</w:t>
       </w:r>
     </w:p>
     <w:p>
@@ -1028,7 +1028,7 @@
         <w:t xml:space="preserve"> </w:t>
       </w:r>
       <w:r>
-        <w:t xml:space="preserve">Next.js/TypeScript, PostgreSQL/Prisma, Pinecone (vector DB), LangChain/LangGraph, OpenRouter (multi-LLM), Python FastAPI, Capacitor (iOS/Android), AWS, Google Cloud.</w:t>
+        <w:t xml:space="preserve">Next.js/TypeScript, PostgreSQL/Prisma, Pinecone (vector DB), LangChain/LangGraph, OpenRouter (multi-LLM), Python FastAPI, AWS, Google Cloud.</w:t>
       </w:r>
     </w:p>
     <w:p>

--- a/_business pln/Business_Plan_Sintetico.docx
+++ b/_business pln/Business_Plan_Sintetico.docx
@@ -100,7 +100,7 @@
         <w:t xml:space="preserve"> </w:t>
       </w:r>
       <w:r>
-        <w:t xml:space="preserve">è una startup innovativa con sede operativa in Valle d’Aosta, iscritta alla sezione speciale del registro delle imprese ai sensi della L.R. 14/2011. L’azienda sviluppa strumenti software basati su intelligenza artificiale per la medicina d’emergenza preospedaliera — un settore ad alta criticità in cui ogni decisione clinica può fare la differenza tra la vita e la morte.</w:t>
+        <w:t xml:space="preserve">è una startup innovativa con sede operativa in Valle d’Aosta, iscritta alla sezione speciale del registro delle imprese dedicata alle startup innovative ai sensi dell’art. 25 del D.L. 179/2012 (conv. L. 221/2012). L’azienda sviluppa strumenti software basati su intelligenza artificiale per la medicina d’emergenza preospedaliera — un settore ad alta criticità in cui ogni decisione clinica può fare la differenza tra la vita e la morte.</w:t>
       </w:r>
     </w:p>
     <w:p>

--- a/_business pln/Business_Plan_Sintetico.docx
+++ b/_business pln/Business_Plan_Sintetico.docx
@@ -659,12 +659,6 @@
         <w:t xml:space="preserve"> </w:t>
       </w:r>
       <w:r>
-        <w:t xml:space="preserve">- Modulo segnali (sviluppo Fase 2): Deep Learning su segnali ECG (Elettrocardiogramma)/EEG (Elettroencefalogramma)</w:t>
-      </w:r>
-      <w:r>
-        <w:t xml:space="preserve"> </w:t>
-      </w:r>
-      <w:r>
         <w:t xml:space="preserve">- Modulo di sintesi (integrazione Fase 2): LLM Reasoning per sintesi clinica contestualizzata</w:t>
       </w:r>
     </w:p>
@@ -683,7 +677,7 @@
         <w:t xml:space="preserve"> </w:t>
       </w:r>
       <w:r>
-        <w:t xml:space="preserve">Modulo letteratura attivo. Moduli predittivo, segnali e sintesi da sviluppare nel Piano di sviluppo FESR.</w:t>
+        <w:t xml:space="preserve">Modulo letteratura attivo. Moduli predittivo e sintesi da sviluppare nel Piano di sviluppo FESR.</w:t>
       </w:r>
     </w:p>
     <w:bookmarkEnd w:id="15"/>
@@ -984,7 +978,7 @@
         <w:t xml:space="preserve"> </w:t>
       </w:r>
       <w:r>
-        <w:t xml:space="preserve">— crediti GPU per training modelli Deep Learning</w:t>
+        <w:t xml:space="preserve">— crediti GPU per inferenza e training modelli ML/LLM</w:t>
       </w:r>
     </w:p>
     <w:p>

--- a/_business pln/Business_Plan_Sintetico.docx
+++ b/_business pln/Business_Plan_Sintetico.docx
@@ -872,6 +872,12 @@
       <w:r>
         <w:t xml:space="preserve">— partner per attivazione operativa di EMSy Events su Gran Trail Courmayeur GTC® e TORX® with Kailas 2027, entrambi eventi valdostani di rilevanza internazionale con Piano Sanitario approvato dall’AUSL Valle d’Aosta</w:t>
       </w:r>
+      <w:r>
+        <w:t xml:space="preserve"> </w:t>
+      </w:r>
+      <w:r>
+        <w:t xml:space="preserve">### Esperti esterni pianificati (Fase 2)</w:t>
+      </w:r>
     </w:p>
     <w:p>
       <w:pPr>
@@ -886,13 +892,13 @@
           <w:b/>
           <w:bCs/>
         </w:rPr>
-        <w:t xml:space="preserve">Dott. Luca Carenzo</w:t>
-      </w:r>
-      <w:r>
-        <w:t xml:space="preserve"> </w:t>
-      </w:r>
-      <w:r>
-        <w:t xml:space="preserve">— Anestesista-rianimatore, esperto in medicina d’emergenza ed elisoccorso (HEMS — Helicopter Emergency Medical Services). Validatore clinico esterno indipendente: testerà la piattaforma in contesti reali durante eventi e manifestazioni, con possibilità di produrre pubblicazioni scientifiche o presentazioni a convegni medici sull’efficacia del sistema</w:t>
+        <w:t xml:space="preserve">Esperto clinico esterno (validazione indipendente)</w:t>
+      </w:r>
+      <w:r>
+        <w:t xml:space="preserve"> </w:t>
+      </w:r>
+      <w:r>
+        <w:t xml:space="preserve">— Anestesista-rianimatore con esperienza in medicina d’emergenza ed elisoccorso (HEMS). Previsto per test della piattaforma in contesti reali durante eventi e manifestazioni, con possibilità di produrre pubblicazioni scientifiche. Incarico da formalizzare in Fase 2.</w:t>
       </w:r>
     </w:p>
     <w:bookmarkEnd w:id="19"/>
